--- a/pr-preview/pr-393/chapters/defining-terms.docx
+++ b/pr-preview/pr-393/chapters/defining-terms.docx
@@ -15,7 +15,7 @@
         <w:pStyle w:val="Date"/>
       </w:pPr>
       <w:r>
-        <w:t xml:space="preserve">Last modified: 2026-10-28 00:02:38 (PDT)</w:t>
+        <w:t xml:space="preserve">Last modified: 2026-10-28 00:37:59 (PDT)</w:t>
       </w:r>
     </w:p>
     <w:p>
@@ -29,7 +29,24 @@
         <w:t xml:space="preserve"> </w:t>
       </w:r>
       <w:r>
-        <w:t xml:space="preserve">Every specialized term should have an explicit,</w:t>
+        <w:t xml:space="preserve">Every specialized</w:t>
+      </w:r>
+      <w:r>
+        <w:t xml:space="preserve"> </w:t>
+      </w:r>
+      <w:hyperlink w:anchor="def-term">
+        <w:r>
+          <w:rPr>
+            <w:rStyle w:val="Hyperlink"/>
+          </w:rPr>
+          <w:t xml:space="preserve">term</w:t>
+        </w:r>
+      </w:hyperlink>
+      <w:r>
+        <w:t xml:space="preserve"> </w:t>
+      </w:r>
+      <w:r>
+        <w:t xml:space="preserve">should have an explicit,</w:t>
       </w:r>
       <w:r>
         <w:t xml:space="preserve"> </w:t>
@@ -490,7 +507,7 @@
       </w:r>
     </w:p>
     <w:bookmarkEnd w:id="15"/>
-    <w:bookmarkStart w:id="21" w:name="guidelines-for-defining-terms"/>
+    <w:bookmarkStart w:id="22" w:name="guidelines-for-defining-terms"/>
     <w:p>
       <w:pPr>
         <w:pStyle w:val="Heading2"/>
@@ -504,7 +521,21 @@
         <w:pStyle w:val="FirstParagraph"/>
       </w:pPr>
       <w:r>
-        <w:t xml:space="preserve">Follow these principles when introducing new terms:</w:t>
+        <w:t xml:space="preserve">Follow these principles when introducing new</w:t>
+      </w:r>
+      <w:r>
+        <w:t xml:space="preserve"> </w:t>
+      </w:r>
+      <w:hyperlink w:anchor="def-term">
+        <w:r>
+          <w:rPr>
+            <w:rStyle w:val="Hyperlink"/>
+          </w:rPr>
+          <w:t xml:space="preserve">term</w:t>
+        </w:r>
+      </w:hyperlink>
+      <w:r>
+        <w:t xml:space="preserve">s:</w:t>
       </w:r>
     </w:p>
     <w:p>
@@ -1019,7 +1050,21 @@
         <w:t xml:space="preserve"> </w:t>
       </w:r>
       <w:r>
-        <w:t xml:space="preserve">centered on a named mean function.</w:t>
+        <w:t xml:space="preserve">centered on a named mean</w:t>
+      </w:r>
+      <w:r>
+        <w:t xml:space="preserve"> </w:t>
+      </w:r>
+      <w:hyperlink r:id="rId16">
+        <w:r>
+          <w:rPr>
+            <w:rStyle w:val="Hyperlink"/>
+          </w:rPr>
+          <w:t xml:space="preserve">function</w:t>
+        </w:r>
+      </w:hyperlink>
+      <w:r>
+        <w:t xml:space="preserve">.</w:t>
       </w:r>
       <w:r>
         <w:t xml:space="preserve"> </w:t>
@@ -1737,7 +1782,24 @@
         <w:t xml:space="preserve"> </w:t>
       </w:r>
       <w:r>
-        <w:t xml:space="preserve">from the population mean</w:t>
+        <w:t xml:space="preserve">from the</w:t>
+      </w:r>
+      <w:r>
+        <w:t xml:space="preserve"> </w:t>
+      </w:r>
+      <w:hyperlink w:anchor="def-population">
+        <w:r>
+          <w:rPr>
+            <w:rStyle w:val="Hyperlink"/>
+          </w:rPr>
+          <w:t xml:space="preserve">population</w:t>
+        </w:r>
+      </w:hyperlink>
+      <w:r>
+        <w:t xml:space="preserve"> </w:t>
+      </w:r>
+      <w:r>
+        <w:t xml:space="preserve">mean</w:t>
       </w:r>
       <w:r>
         <w:t xml:space="preserve"> </w:t>
@@ -1754,7 +1816,24 @@
         <w:t xml:space="preserve"> </w:t>
       </w:r>
       <w:r>
-        <w:t xml:space="preserve">define the sample mean of the deviations as</w:t>
+        <w:t xml:space="preserve">define the</w:t>
+      </w:r>
+      <w:r>
+        <w:t xml:space="preserve"> </w:t>
+      </w:r>
+      <w:hyperlink w:anchor="def-sample-mean">
+        <w:r>
+          <w:rPr>
+            <w:rStyle w:val="Hyperlink"/>
+          </w:rPr>
+          <w:t xml:space="preserve">sample mean</w:t>
+        </w:r>
+      </w:hyperlink>
+      <w:r>
+        <w:t xml:space="preserve"> </w:t>
+      </w:r>
+      <w:r>
+        <w:t xml:space="preserve">of the deviations as</w:t>
       </w:r>
     </w:p>
     <w:p>
@@ -2630,7 +2709,7 @@
       <w:r>
         <w:t xml:space="preserve"> </w:t>
       </w:r>
-      <w:hyperlink r:id="rId16">
+      <w:hyperlink r:id="rId17">
         <w:r>
           <w:rPr>
             <w:rStyle w:val="Hyperlink"/>
@@ -3420,162 +3499,6 @@
       <w:r>
         <w:t xml:space="preserve"> </w:t>
       </w:r>
-      <w:hyperlink r:id="rId17">
-        <w:r>
-          <w:rPr>
-            <w:rStyle w:val="Hyperlink"/>
-          </w:rPr>
-          <w:t xml:space="preserve">gha</w:t>
-        </w:r>
-      </w:hyperlink>
-      <w:r>
-        <w:t xml:space="preserve"> </w:t>
-      </w:r>
-      <w:r>
-        <w:t xml:space="preserve">flags a partial link.</w:t>
-      </w:r>
-    </w:p>
-    <w:p>
-      <w:pPr>
-        <w:numPr>
-          <w:ilvl w:val="0"/>
-          <w:numId w:val="1001"/>
-        </w:numPr>
-      </w:pPr>
-      <w:r>
-        <w:rPr>
-          <w:b/>
-          <w:bCs/>
-        </w:rPr>
-        <w:t xml:space="preserve">Link the</w:t>
-      </w:r>
-      <w:r>
-        <w:rPr>
-          <w:b/>
-          <w:bCs/>
-        </w:rPr>
-        <w:t xml:space="preserve"> </w:t>
-      </w:r>
-      <w:hyperlink w:anchor="def-term">
-        <w:r>
-          <w:rPr>
-            <w:rStyle w:val="Hyperlink"/>
-            <w:b/>
-            <w:bCs/>
-          </w:rPr>
-          <w:t xml:space="preserve">term</w:t>
-        </w:r>
-      </w:hyperlink>
-      <w:r>
-        <w:rPr>
-          <w:b/>
-          <w:bCs/>
-        </w:rPr>
-        <w:t xml:space="preserve"> </w:t>
-      </w:r>
-      <w:r>
-        <w:rPr>
-          <w:b/>
-          <w:bCs/>
-        </w:rPr>
-        <w:t xml:space="preserve">where the sentence uses it, not in a parenthetical list:</w:t>
-      </w:r>
-      <w:r>
-        <w:t xml:space="preserve"> </w:t>
-      </w:r>
-      <w:r>
-        <w:t xml:space="preserve">Write the name as a link inside the sentence that needs it.</w:t>
-      </w:r>
-      <w:r>
-        <w:t xml:space="preserve"> </w:t>
-      </w:r>
-      <w:r>
-        <w:t xml:space="preserve">Do not name the concepts in the sentence and then list their definitions in a parenthetical after it.</w:t>
-      </w:r>
-      <w:r>
-        <w:t xml:space="preserve"> </w:t>
-      </w:r>
-      <w:r>
-        <w:t xml:space="preserve">For example, write</w:t>
-      </w:r>
-      <w:r>
-        <w:t xml:space="preserve"> </w:t>
-      </w:r>
-      <w:r>
-        <w:rPr>
-          <w:rStyle w:val="VerbatimChar"/>
-        </w:rPr>
-        <w:t xml:space="preserve">the expected squared prediction error is the sum of the squared [bias](#def-bias), the [variance](#def-variance), and the [residual variance](#def-residual-variance)</w:t>
-      </w:r>
-      <w:r>
-        <w:t xml:space="preserve">,</w:t>
-      </w:r>
-      <w:r>
-        <w:t xml:space="preserve"> </w:t>
-      </w:r>
-      <w:r>
-        <w:t xml:space="preserve">not</w:t>
-      </w:r>
-      <w:r>
-        <w:t xml:space="preserve"> </w:t>
-      </w:r>
-      <w:r>
-        <w:rPr>
-          <w:rStyle w:val="VerbatimChar"/>
-        </w:rPr>
-        <w:t xml:space="preserve">the expected squared prediction error is the sum of the squared bias, the variance, and the residual variance (definitions: [bias](#def-bias), [variance](#def-variance), [residual variance](#def-residual-variance))</w:t>
-      </w:r>
-      <w:r>
-        <w:t xml:space="preserve">.</w:t>
-      </w:r>
-      <w:r>
-        <w:t xml:space="preserve"> </w:t>
-      </w:r>
-      <w:r>
-        <w:t xml:space="preserve">The parenthetical makes the reader read each term twice,</w:t>
-      </w:r>
-      <w:r>
-        <w:t xml:space="preserve"> </w:t>
-      </w:r>
-      <w:r>
-        <w:t xml:space="preserve">and it separates the link from the place where the term does its work.</w:t>
-      </w:r>
-      <w:r>
-        <w:t xml:space="preserve"> </w:t>
-      </w:r>
-      <w:r>
-        <w:t xml:space="preserve">If a term sits inside math, where a link cannot go,</w:t>
-      </w:r>
-      <w:r>
-        <w:t xml:space="preserve"> </w:t>
-      </w:r>
-      <w:r>
-        <w:t xml:space="preserve">name the term in words in the sentence and link those words.</w:t>
-      </w:r>
-      <w:r>
-        <w:t xml:space="preserve"> </w:t>
-      </w:r>
-      <w:r>
-        <w:t xml:space="preserve">The</w:t>
-      </w:r>
-      <w:r>
-        <w:t xml:space="preserve"> </w:t>
-      </w:r>
-      <w:r>
-        <w:rPr>
-          <w:rStyle w:val="VerbatimChar"/>
-        </w:rPr>
-        <w:t xml:space="preserve">check-quarto-prose</w:t>
-      </w:r>
-      <w:r>
-        <w:t xml:space="preserve"> </w:t>
-      </w:r>
-      <w:r>
-        <w:t xml:space="preserve">check in</w:t>
-      </w:r>
-      <w:r>
-        <w:t xml:space="preserve"> </w:t>
-      </w:r>
       <w:hyperlink r:id="rId18">
         <w:r>
           <w:rPr>
@@ -3588,6 +3511,134 @@
         <w:t xml:space="preserve"> </w:t>
       </w:r>
       <w:r>
+        <w:t xml:space="preserve">flags a partial link.</w:t>
+      </w:r>
+    </w:p>
+    <w:p>
+      <w:pPr>
+        <w:numPr>
+          <w:ilvl w:val="0"/>
+          <w:numId w:val="1001"/>
+        </w:numPr>
+      </w:pPr>
+      <w:r>
+        <w:rPr>
+          <w:b/>
+          <w:bCs/>
+        </w:rPr>
+        <w:t xml:space="preserve">Link the term where the sentence uses it, not in a parenthetical list:</w:t>
+      </w:r>
+      <w:r>
+        <w:t xml:space="preserve"> </w:t>
+      </w:r>
+      <w:r>
+        <w:t xml:space="preserve"> </w:t>
+      </w:r>
+      <w:r>
+        <w:t xml:space="preserve">Write the name as a link inside the sentence that needs it.</w:t>
+      </w:r>
+      <w:r>
+        <w:t xml:space="preserve"> </w:t>
+      </w:r>
+      <w:r>
+        <w:t xml:space="preserve">Do not name the concepts in the sentence and then list their definitions in a parenthetical after it.</w:t>
+      </w:r>
+      <w:r>
+        <w:t xml:space="preserve"> </w:t>
+      </w:r>
+      <w:r>
+        <w:t xml:space="preserve">For example, write</w:t>
+      </w:r>
+      <w:r>
+        <w:t xml:space="preserve"> </w:t>
+      </w:r>
+      <w:r>
+        <w:rPr>
+          <w:rStyle w:val="VerbatimChar"/>
+        </w:rPr>
+        <w:t xml:space="preserve">the expected squared prediction error is the sum of the squared [bias](#def-bias), the [variance](#def-variance), and the [residual variance](#def-residual-variance)</w:t>
+      </w:r>
+      <w:r>
+        <w:t xml:space="preserve">,</w:t>
+      </w:r>
+      <w:r>
+        <w:t xml:space="preserve"> </w:t>
+      </w:r>
+      <w:r>
+        <w:t xml:space="preserve">not</w:t>
+      </w:r>
+      <w:r>
+        <w:t xml:space="preserve"> </w:t>
+      </w:r>
+      <w:r>
+        <w:rPr>
+          <w:rStyle w:val="VerbatimChar"/>
+        </w:rPr>
+        <w:t xml:space="preserve">the expected squared prediction error is the sum of the squared bias, the variance, and the residual variance (definitions: [bias](#def-bias), [variance](#def-variance), [residual variance](#def-residual-variance))</w:t>
+      </w:r>
+      <w:r>
+        <w:t xml:space="preserve">.</w:t>
+      </w:r>
+      <w:r>
+        <w:t xml:space="preserve"> </w:t>
+      </w:r>
+      <w:r>
+        <w:t xml:space="preserve">The parenthetical makes the reader read each term twice,</w:t>
+      </w:r>
+      <w:r>
+        <w:t xml:space="preserve"> </w:t>
+      </w:r>
+      <w:r>
+        <w:t xml:space="preserve">and it separates the link from the place where the term does its work.</w:t>
+      </w:r>
+      <w:r>
+        <w:t xml:space="preserve"> </w:t>
+      </w:r>
+      <w:r>
+        <w:t xml:space="preserve">If a term sits inside math, where a link cannot go,</w:t>
+      </w:r>
+      <w:r>
+        <w:t xml:space="preserve"> </w:t>
+      </w:r>
+      <w:r>
+        <w:t xml:space="preserve">name the term in words in the sentence and link those words.</w:t>
+      </w:r>
+      <w:r>
+        <w:t xml:space="preserve"> </w:t>
+      </w:r>
+      <w:r>
+        <w:t xml:space="preserve">The</w:t>
+      </w:r>
+      <w:r>
+        <w:t xml:space="preserve"> </w:t>
+      </w:r>
+      <w:r>
+        <w:rPr>
+          <w:rStyle w:val="VerbatimChar"/>
+        </w:rPr>
+        <w:t xml:space="preserve">check-quarto-prose</w:t>
+      </w:r>
+      <w:r>
+        <w:t xml:space="preserve"> </w:t>
+      </w:r>
+      <w:r>
+        <w:t xml:space="preserve">check in</w:t>
+      </w:r>
+      <w:r>
+        <w:t xml:space="preserve"> </w:t>
+      </w:r>
+      <w:hyperlink r:id="rId19">
+        <w:r>
+          <w:rPr>
+            <w:rStyle w:val="Hyperlink"/>
+          </w:rPr>
+          <w:t xml:space="preserve">gha</w:t>
+        </w:r>
+      </w:hyperlink>
+      <w:r>
+        <w:t xml:space="preserve"> </w:t>
+      </w:r>
+      <w:r>
         <w:t xml:space="preserve">flags a parenthetical that opens with</w:t>
       </w:r>
       <w:r>
@@ -4148,7 +4199,7 @@
         <w:t xml:space="preserve">A reader who needs one of them can then link to exactly that one.</w:t>
       </w:r>
     </w:p>
-    <w:bookmarkStart w:id="19" w:name="exm-one-definition-per-div"/>
+    <w:bookmarkStart w:id="20" w:name="exm-one-definition-per-div"/>
     <w:p>
       <w:pPr>
         <w:numPr>
@@ -4688,7 +4739,7 @@
         <w:t xml:space="preserve">and each needs its own example.</w:t>
       </w:r>
     </w:p>
-    <w:bookmarkEnd w:id="19"/>
+    <w:bookmarkEnd w:id="20"/>
     <w:p>
       <w:pPr>
         <w:numPr>
@@ -4797,6 +4848,9 @@
         <w:t xml:space="preserve"> </w:t>
       </w:r>
       <w:r>
+        <w:t xml:space="preserve"> </w:t>
+      </w:r>
+      <w:r>
         <w:t xml:space="preserve">and bold each where it first appears in the definition.</w:t>
       </w:r>
       <w:r>
@@ -4889,7 +4943,7 @@
       <w:r>
         <w:t xml:space="preserve"> </w:t>
       </w:r>
-      <w:hyperlink r:id="rId20">
+      <w:hyperlink r:id="rId21">
         <w:r>
           <w:rPr>
             <w:rStyle w:val="Hyperlink"/>
@@ -6302,8 +6356,19 @@
         <w:t xml:space="preserve"> </w:t>
       </w:r>
       <w:r>
-        <w:t xml:space="preserve">A prediction, an error, a bias and a variance</w:t>
-      </w:r>
+        <w:t xml:space="preserve">A prediction, an error, a bias and a</w:t>
+      </w:r>
+      <w:r>
+        <w:t xml:space="preserve"> </w:t>
+      </w:r>
+      <w:hyperlink w:anchor="def-variance-expression-and-prose">
+        <w:r>
+          <w:rPr>
+            <w:rStyle w:val="Hyperlink"/>
+          </w:rPr>
+          <w:t xml:space="preserve">variance</w:t>
+        </w:r>
+      </w:hyperlink>
       <w:r>
         <w:t xml:space="preserve"> </w:t>
       </w:r>
@@ -8237,8 +8302,8 @@
         <w:t xml:space="preserve">When in doubt, keep it.</w:t>
       </w:r>
     </w:p>
-    <w:bookmarkEnd w:id="21"/>
-    <w:bookmarkStart w:id="28" w:name="examples-of-term-definitions"/>
+    <w:bookmarkEnd w:id="22"/>
+    <w:bookmarkStart w:id="29" w:name="examples-of-term-definitions"/>
     <w:p>
       <w:pPr>
         <w:pStyle w:val="Heading2"/>
@@ -8252,10 +8317,24 @@
         <w:pStyle w:val="FirstParagraph"/>
       </w:pPr>
       <w:r>
-        <w:t xml:space="preserve">Here are examples of well-defined terms:</w:t>
+        <w:t xml:space="preserve">Here are examples of well-defined</w:t>
+      </w:r>
+      <w:r>
+        <w:t xml:space="preserve"> </w:t>
+      </w:r>
+      <w:hyperlink w:anchor="def-term">
+        <w:r>
+          <w:rPr>
+            <w:rStyle w:val="Hyperlink"/>
+          </w:rPr>
+          <w:t xml:space="preserve">term</w:t>
+        </w:r>
+      </w:hyperlink>
+      <w:r>
+        <w:t xml:space="preserve">s:</w:t>
       </w:r>
     </w:p>
-    <w:bookmarkStart w:id="22" w:name="def-confidence-interval"/>
+    <w:bookmarkStart w:id="23" w:name="def-confidence-interval"/>
     <w:p>
       <w:pPr>
         <w:pStyle w:val="BodyText"/>
@@ -8492,8 +8571,8 @@
         </m:oMath>
       </m:oMathPara>
     </w:p>
-    <w:bookmarkEnd w:id="22"/>
-    <w:bookmarkStart w:id="23" w:name="exm-confidence-interval"/>
+    <w:bookmarkEnd w:id="23"/>
+    <w:bookmarkStart w:id="24" w:name="exm-confidence-interval"/>
     <w:p>
       <w:pPr>
         <w:pStyle w:val="FirstParagraph"/>
@@ -8535,8 +8614,8 @@
         <w:t xml:space="preserve">we are 95% confident that the true population mean height falls within this range.</w:t>
       </w:r>
     </w:p>
-    <w:bookmarkEnd w:id="23"/>
-    <w:bookmarkStart w:id="24" w:name="exm-not-confidence-interval"/>
+    <w:bookmarkEnd w:id="24"/>
+    <w:bookmarkStart w:id="25" w:name="exm-not-confidence-interval"/>
     <w:p>
       <w:pPr>
         <w:pStyle w:val="BodyText"/>
@@ -8596,8 +8675,8 @@
         <w:t xml:space="preserve">and it does not shrink as the sample grows.</w:t>
       </w:r>
     </w:p>
-    <w:bookmarkEnd w:id="24"/>
-    <w:bookmarkStart w:id="25" w:name="def-active-voice"/>
+    <w:bookmarkEnd w:id="25"/>
+    <w:bookmarkStart w:id="26" w:name="def-active-voice"/>
     <w:p>
       <w:pPr>
         <w:pStyle w:val="BodyText"/>
@@ -8626,8 +8705,8 @@
         <w:t xml:space="preserve">is a sentence structure where the subject performs the action expressed by the verb.</w:t>
       </w:r>
     </w:p>
-    <w:bookmarkEnd w:id="25"/>
-    <w:bookmarkStart w:id="26" w:name="exm-active-voice"/>
+    <w:bookmarkEnd w:id="26"/>
+    <w:bookmarkStart w:id="27" w:name="exm-active-voice"/>
     <w:p>
       <w:pPr>
         <w:pStyle w:val="BodyText"/>
@@ -8687,8 +8766,8 @@
         <w:t xml:space="preserve">.</w:t>
       </w:r>
     </w:p>
-    <w:bookmarkEnd w:id="26"/>
-    <w:bookmarkStart w:id="27" w:name="exm-passive-voice"/>
+    <w:bookmarkEnd w:id="27"/>
+    <w:bookmarkStart w:id="28" w:name="exm-passive-voice"/>
     <w:p>
       <w:pPr>
         <w:pStyle w:val="BodyText"/>
@@ -8751,8 +8830,8 @@
         <w:t xml:space="preserve">so the sentence is in passive voice.</w:t>
       </w:r>
     </w:p>
-    <w:bookmarkEnd w:id="27"/>
     <w:bookmarkEnd w:id="28"/>
+    <w:bookmarkEnd w:id="29"/>
     <w:bookmarkStart w:id="35" w:name="order-general-definition-then-examples"/>
     <w:p>
       <w:pPr>
@@ -8803,7 +8882,21 @@
         <w:t xml:space="preserve"> </w:t>
       </w:r>
       <w:r>
-        <w:t xml:space="preserve">define the general concept first from prerequisite terms defined before it,</w:t>
+        <w:t xml:space="preserve">define the general concept first from prerequisite</w:t>
+      </w:r>
+      <w:r>
+        <w:t xml:space="preserve"> </w:t>
+      </w:r>
+      <w:hyperlink w:anchor="def-term">
+        <w:r>
+          <w:rPr>
+            <w:rStyle w:val="Hyperlink"/>
+          </w:rPr>
+          <w:t xml:space="preserve">term</w:t>
+        </w:r>
+      </w:hyperlink>
+      <w:r>
+        <w:t xml:space="preserve">s defined before it,</w:t>
       </w:r>
       <w:r>
         <w:t xml:space="preserve"> </w:t>
@@ -8857,8 +8950,19 @@
         <w:t xml:space="preserve"> </w:t>
       </w:r>
       <w:r>
-        <w:t xml:space="preserve">For example, a statistics text that defines the residual sum of squares</w:t>
-      </w:r>
+        <w:t xml:space="preserve">For example, a statistics text that defines the</w:t>
+      </w:r>
+      <w:r>
+        <w:t xml:space="preserve"> </w:t>
+      </w:r>
+      <w:hyperlink w:anchor="def-rss">
+        <w:r>
+          <w:rPr>
+            <w:rStyle w:val="Hyperlink"/>
+          </w:rPr>
+          <w:t xml:space="preserve">residual sum of squares</w:t>
+        </w:r>
+      </w:hyperlink>
       <w:r>
         <w:t xml:space="preserve"> </w:t>
       </w:r>
@@ -8866,7 +8970,7 @@
         <w:t xml:space="preserve">would give these blocks, in this order:</w:t>
       </w:r>
     </w:p>
-    <w:bookmarkStart w:id="29" w:name="def-rss"/>
+    <w:bookmarkStart w:id="30" w:name="def-rss"/>
     <w:p>
       <w:pPr>
         <w:pStyle w:val="BodyText"/>
@@ -8984,7 +9088,7 @@
         </m:oMath>
       </m:oMathPara>
     </w:p>
-    <w:bookmarkEnd w:id="29"/>
+    <w:bookmarkEnd w:id="30"/>
     <w:bookmarkStart w:id="32" w:name="exm-rss-line"/>
     <w:p>
       <w:pPr>
@@ -9055,7 +9159,7 @@
       <w:r>
         <w:t xml:space="preserve"> </w:t>
       </w:r>
-      <w:hyperlink r:id="rId30">
+      <w:hyperlink r:id="rId31">
         <w:r>
           <w:rPr>
             <w:rStyle w:val="Hyperlink"/>
@@ -9153,7 +9257,7 @@
       <w:r>
         <w:t xml:space="preserve"> </w:t>
       </w:r>
-      <w:hyperlink r:id="rId31">
+      <w:hyperlink r:id="rId16">
         <w:r>
           <w:rPr>
             <w:rStyle w:val="Hyperlink"/>
@@ -9787,7 +9891,7 @@
       <w:r>
         <w:t xml:space="preserve"> </w:t>
       </w:r>
-      <w:hyperlink r:id="rId30">
+      <w:hyperlink r:id="rId31">
         <w:r>
           <w:rPr>
             <w:rStyle w:val="Hyperlink"/>
@@ -9853,7 +9957,24 @@
         <w:pStyle w:val="FirstParagraph"/>
       </w:pPr>
       <w:r>
-        <w:t xml:space="preserve">When a term names a quantity with a mathematical form,</w:t>
+        <w:t xml:space="preserve">When a</w:t>
+      </w:r>
+      <w:r>
+        <w:t xml:space="preserve"> </w:t>
+      </w:r>
+      <w:hyperlink w:anchor="def-term">
+        <w:r>
+          <w:rPr>
+            <w:rStyle w:val="Hyperlink"/>
+          </w:rPr>
+          <w:t xml:space="preserve">term</w:t>
+        </w:r>
+      </w:hyperlink>
+      <w:r>
+        <w:t xml:space="preserve"> </w:t>
+      </w:r>
+      <w:r>
+        <w:t xml:space="preserve">names a quantity with a mathematical form,</w:t>
       </w:r>
       <w:r>
         <w:t xml:space="preserve"> </w:t>
@@ -9909,7 +10030,21 @@
         <w:t xml:space="preserve"> </w:t>
       </w:r>
       <w:r>
-        <w:t xml:space="preserve">A term with no mathematical form, such as active voice, keeps its prose definition alone.</w:t>
+        <w:t xml:space="preserve">A term with no mathematical form, such as</w:t>
+      </w:r>
+      <w:r>
+        <w:t xml:space="preserve"> </w:t>
+      </w:r>
+      <w:hyperlink w:anchor="def-active-voice">
+        <w:r>
+          <w:rPr>
+            <w:rStyle w:val="Hyperlink"/>
+          </w:rPr>
+          <w:t xml:space="preserve">active voice</w:t>
+        </w:r>
+      </w:hyperlink>
+      <w:r>
+        <w:t xml:space="preserve">, keeps its prose definition alone.</w:t>
       </w:r>
     </w:p>
     <w:bookmarkStart w:id="37" w:name="def-variance-expression-and-prose"/>
@@ -10457,7 +10592,24 @@
         <w:t xml:space="preserve"> </w:t>
       </w:r>
       <w:r>
-        <w:t xml:space="preserve">Do not define a term using the term itself.</w:t>
+        <w:t xml:space="preserve">Do not define a</w:t>
+      </w:r>
+      <w:r>
+        <w:t xml:space="preserve"> </w:t>
+      </w:r>
+      <w:hyperlink w:anchor="def-term">
+        <w:r>
+          <w:rPr>
+            <w:rStyle w:val="Hyperlink"/>
+          </w:rPr>
+          <w:t xml:space="preserve">term</w:t>
+        </w:r>
+      </w:hyperlink>
+      <w:r>
+        <w:t xml:space="preserve"> </w:t>
+      </w:r>
+      <w:r>
+        <w:t xml:space="preserve">using the term itself.</w:t>
       </w:r>
     </w:p>
     <w:p>
@@ -10558,7 +10710,24 @@
         <w:t xml:space="preserve"> </w:t>
       </w:r>
       <w:r>
-        <w:t xml:space="preserve">drawn from the same population as the training observations</w:t>
+        <w:t xml:space="preserve">drawn from the same</w:t>
+      </w:r>
+      <w:r>
+        <w:t xml:space="preserve"> </w:t>
+      </w:r>
+      <w:hyperlink w:anchor="def-population">
+        <w:r>
+          <w:rPr>
+            <w:rStyle w:val="Hyperlink"/>
+          </w:rPr>
+          <w:t xml:space="preserve">population</w:t>
+        </w:r>
+      </w:hyperlink>
+      <w:r>
+        <w:t xml:space="preserve"> </w:t>
+      </w:r>
+      <w:r>
+        <w:t xml:space="preserve">as the training observations</w:t>
       </w:r>
       <w:r>
         <w:t xml:space="preserve"> </w:t>
@@ -10717,7 +10886,21 @@
         <w:t xml:space="preserve"> </w:t>
       </w:r>
       <w:r>
-        <w:t xml:space="preserve">and postulates should always include examples</w:t>
+        <w:t xml:space="preserve">and</w:t>
+      </w:r>
+      <w:r>
+        <w:t xml:space="preserve"> </w:t>
+      </w:r>
+      <w:hyperlink w:anchor="def-postulate">
+        <w:r>
+          <w:rPr>
+            <w:rStyle w:val="Hyperlink"/>
+          </w:rPr>
+          <w:t xml:space="preserve">postulate</w:t>
+        </w:r>
+      </w:hyperlink>
+      <w:r>
+        <w:t xml:space="preserve">s should always include examples</w:t>
       </w:r>
       <w:r>
         <w:t xml:space="preserve"> </w:t>
@@ -11936,6 +12119,9 @@
       </w:r>
       <w:r>
         <w:t xml:space="preserve">When a derivation would add and subtract a term</w:t>
+      </w:r>
+      <w:r>
+        <w:t xml:space="preserve"> </w:t>
       </w:r>
       <w:r>
         <w:t xml:space="preserve"> </w:t>
@@ -14095,6 +14281,9 @@
       </w:pPr>
       <w:r>
         <w:t xml:space="preserve">The ❌ version’s first line adds a term the reader has no reason to expect.</w:t>
+      </w:r>
+      <w:r>
+        <w:t xml:space="preserve"> </w:t>
       </w:r>
       <w:r>
         <w:t xml:space="preserve"> </w:t>
